--- a/MeinMaterial/Inhaltsverzeichnis.docx
+++ b/MeinMaterial/Inhaltsverzeichnis.docx
@@ -34,152 +34,82 @@
         <w:t>Aufbereitung und Aggregation der Wahldaten</w:t>
       </w:r>
     </w:p>
+    <w:p>
+      <w:r>
+        <w:t>Vorbereitung der Daten für nslphom</w:t>
+      </w:r>
+    </w:p>
     <w:p/>
     <w:p>
       <w:r>
-        <w:t xml:space="preserve">Vorbereitung der Daten für </w:t>
-      </w:r>
-      <w:proofErr w:type="spellStart"/>
-      <w:r>
-        <w:t>nslphom</w:t>
-      </w:r>
-      <w:proofErr w:type="spellEnd"/>
+        <w:t>Ökologische Inferenz mit nslphom (nslphom, osqp, …)</w:t>
+      </w:r>
     </w:p>
     <w:p/>
     <w:p>
       <w:r>
-        <w:t xml:space="preserve">Ökologische Inferenz mit </w:t>
-      </w:r>
-      <w:proofErr w:type="spellStart"/>
-      <w:r>
-        <w:t>nslphom</w:t>
-      </w:r>
-      <w:proofErr w:type="spellEnd"/>
-      <w:r>
-        <w:t xml:space="preserve"> (</w:t>
-      </w:r>
-      <w:proofErr w:type="spellStart"/>
-      <w:r>
-        <w:t>nslphom</w:t>
-      </w:r>
-      <w:proofErr w:type="spellEnd"/>
-      <w:r>
-        <w:t xml:space="preserve">, </w:t>
-      </w:r>
-      <w:proofErr w:type="spellStart"/>
-      <w:r>
-        <w:t>osqp</w:t>
-      </w:r>
-      <w:proofErr w:type="spellEnd"/>
-      <w:r>
-        <w:t>, …)</w:t>
+        <w:t>Prüfung Homogenitätsannahme und Ost-Fokussierung</w:t>
       </w:r>
     </w:p>
     <w:p/>
     <w:p>
       <w:r>
-        <w:t>Prüfung Homogenitätsannahme und Ost-Fokussierung</w:t>
+        <w:t>Aufbereitung und Wahl der Strukturmerkmale</w:t>
       </w:r>
     </w:p>
     <w:p/>
     <w:p>
       <w:r>
-        <w:t>Aufbereitung und Wahl der Strukturmerkmale</w:t>
+        <w:t>Regressionsmodell (Modellannahmen bis zu welchem Grad?)</w:t>
       </w:r>
     </w:p>
     <w:p/>
     <w:p>
       <w:r>
-        <w:t>Regressionsmodell (Modellannahmen bis zu welchem Grad?)</w:t>
+        <w:t>Unsicherheitsquantifizierung durch Bootstrap</w:t>
       </w:r>
     </w:p>
     <w:p/>
     <w:p>
       <w:r>
-        <w:t>Unsicherheitsquantifizierung durch Bootstrap</w:t>
+        <w:t>Ergebnisse (Interpretation)</w:t>
       </w:r>
     </w:p>
     <w:p/>
     <w:p>
       <w:r>
-        <w:t>Ergebnisse (Interpretation)</w:t>
+        <w:t>Diskussion</w:t>
       </w:r>
     </w:p>
     <w:p/>
     <w:p>
       <w:r>
-        <w:t>Diskussion</w:t>
+        <w:t>Fazit</w:t>
       </w:r>
     </w:p>
     <w:p/>
     <w:p>
       <w:r>
-        <w:t>Fazit</w:t>
+        <w:t>Literaturverzeichnis</w:t>
       </w:r>
     </w:p>
     <w:p/>
     <w:p>
       <w:r>
-        <w:t>Literaturverzeichnis</w:t>
-      </w:r>
-    </w:p>
-    <w:p/>
-    <w:p>
-      <w:r>
         <w:t>Anhang:</w:t>
       </w:r>
       <w:r>
         <w:br/>
-      </w:r>
-      <w:proofErr w:type="spellStart"/>
-      <w:r>
         <w:t>iter_max</w:t>
       </w:r>
-      <w:proofErr w:type="spellEnd"/>
       <w:r>
         <w:br/>
       </w:r>
-      <w:proofErr w:type="spellStart"/>
       <w:r>
         <w:rPr>
           <w:lang w:val="en-US"/>
         </w:rPr>
-        <w:t>Nslphom</w:t>
-      </w:r>
-      <w:proofErr w:type="spellEnd"/>
-      <w:r>
-        <w:rPr>
-          <w:lang w:val="en-US"/>
-        </w:rPr>
-        <w:t xml:space="preserve"> </w:t>
-      </w:r>
-      <w:proofErr w:type="spellStart"/>
-      <w:r>
-        <w:rPr>
-          <w:lang w:val="en-US"/>
-        </w:rPr>
-        <w:t>Validierung</w:t>
-      </w:r>
-      <w:proofErr w:type="spellEnd"/>
-      <w:r>
-        <w:rPr>
-          <w:lang w:val="en-US"/>
-        </w:rPr>
-        <w:t xml:space="preserve"> (EI, Beta-</w:t>
-      </w:r>
-      <w:proofErr w:type="gramStart"/>
-      <w:r>
-        <w:rPr>
-          <w:lang w:val="en-US"/>
-        </w:rPr>
-        <w:t>Recovery, ..</w:t>
-      </w:r>
-      <w:proofErr w:type="gramEnd"/>
-      <w:r>
-        <w:rPr>
-          <w:lang w:val="en-US"/>
-        </w:rPr>
-        <w:t>)</w:t>
+        <w:t>Nslphom Validierung (EI, Beta-Recovery, ..)</w:t>
       </w:r>
     </w:p>
     <w:sectPr>

--- a/MeinMaterial/Inhaltsverzeichnis.docx
+++ b/MeinMaterial/Inhaltsverzeichnis.docx
@@ -1,6 +1,6 @@
 
 <file path=word/document.xml><?xml version="1.0" encoding="utf-8"?>
-<w:document xmlns:wpc="http://schemas.microsoft.com/office/word/2010/wordprocessingCanvas" xmlns:cx="http://schemas.microsoft.com/office/drawing/2014/chartex" xmlns:cx1="http://schemas.microsoft.com/office/drawing/2015/9/8/chartex" xmlns:cx2="http://schemas.microsoft.com/office/drawing/2015/10/21/chartex" xmlns:cx3="http://schemas.microsoft.com/office/drawing/2016/5/9/chartex" xmlns:cx4="http://schemas.microsoft.com/office/drawing/2016/5/10/chartex" xmlns:cx5="http://schemas.microsoft.com/office/drawing/2016/5/11/chartex" xmlns:cx6="http://schemas.microsoft.com/office/drawing/2016/5/12/chartex" xmlns:cx7="http://schemas.microsoft.com/office/drawing/2016/5/13/chartex" xmlns:cx8="http://schemas.microsoft.com/office/drawing/2016/5/14/chartex" xmlns:mc="http://schemas.openxmlformats.org/markup-compatibility/2006" xmlns:aink="http://schemas.microsoft.com/office/drawing/2016/ink" xmlns:am3d="http://schemas.microsoft.com/office/drawing/2017/model3d" xmlns:o="urn:schemas-microsoft-com:office:office" xmlns:oel="http://schemas.microsoft.com/office/2019/extlst" xmlns:r="http://schemas.openxmlformats.org/officeDocument/2006/relationships" xmlns:m="http://schemas.openxmlformats.org/officeDocument/2006/math" xmlns:v="urn:schemas-microsoft-com:vml" xmlns:wp14="http://schemas.microsoft.com/office/word/2010/wordprocessingDrawing" xmlns:wp="http://schemas.openxmlformats.org/drawingml/2006/wordprocessingDrawing" xmlns:w10="urn:schemas-microsoft-com:office:word" xmlns:w="http://schemas.openxmlformats.org/wordprocessingml/2006/main" xmlns:w14="http://schemas.microsoft.com/office/word/2010/wordml" xmlns:w15="http://schemas.microsoft.com/office/word/2012/wordml" xmlns:w16cex="http://schemas.microsoft.com/office/word/2018/wordml/cex" xmlns:w16cid="http://schemas.microsoft.com/office/word/2016/wordml/cid" xmlns:w16="http://schemas.microsoft.com/office/word/2018/wordml" xmlns:w16du="http://schemas.microsoft.com/office/word/2023/wordml/word16du" xmlns:w16sdtdh="http://schemas.microsoft.com/office/word/2020/wordml/sdtdatahash" xmlns:w16sdtfl="http://schemas.microsoft.com/office/word/2024/wordml/sdtformatlock" xmlns:w16se="http://schemas.microsoft.com/office/word/2015/wordml/symex" xmlns:wpg="http://schemas.microsoft.com/office/word/2010/wordprocessingGroup" xmlns:wpi="http://schemas.microsoft.com/office/word/2010/wordprocessingInk" xmlns:wne="http://schemas.microsoft.com/office/word/2006/wordml" xmlns:wps="http://schemas.microsoft.com/office/word/2010/wordprocessingShape" mc:Ignorable="w14 w15 w16se w16cid w16 w16cex w16sdtdh w16sdtfl w16du wp14">
+<w:document xmlns:wpc="http://schemas.microsoft.com/office/word/2010/wordprocessingCanvas" xmlns:cx="http://schemas.microsoft.com/office/drawing/2014/chartex" xmlns:cx1="http://schemas.microsoft.com/office/drawing/2015/9/8/chartex" xmlns:cx2="http://schemas.microsoft.com/office/drawing/2015/10/21/chartex" xmlns:cx3="http://schemas.microsoft.com/office/drawing/2016/5/9/chartex" xmlns:cx4="http://schemas.microsoft.com/office/drawing/2016/5/10/chartex" xmlns:cx5="http://schemas.microsoft.com/office/drawing/2016/5/11/chartex" xmlns:cx6="http://schemas.microsoft.com/office/drawing/2016/5/12/chartex" xmlns:cx7="http://schemas.microsoft.com/office/drawing/2016/5/13/chartex" xmlns:cx8="http://schemas.microsoft.com/office/drawing/2016/5/14/chartex" xmlns:mc="http://schemas.openxmlformats.org/markup-compatibility/2006" xmlns:aink="http://schemas.microsoft.com/office/drawing/2016/ink" xmlns:am3d="http://schemas.microsoft.com/office/drawing/2017/model3d" xmlns:o="urn:schemas-microsoft-com:office:office" xmlns:oel="http://schemas.microsoft.com/office/2019/extlst" xmlns:r="http://schemas.openxmlformats.org/officeDocument/2006/relationships" xmlns:m="http://schemas.openxmlformats.org/officeDocument/2006/math" xmlns:v="urn:schemas-microsoft-com:vml" xmlns:wp14="http://schemas.microsoft.com/office/word/2010/wordprocessingDrawing" xmlns:wp="http://schemas.openxmlformats.org/drawingml/2006/wordprocessingDrawing" xmlns:w10="urn:schemas-microsoft-com:office:word" xmlns:w="http://schemas.openxmlformats.org/wordprocessingml/2006/main" xmlns:w14="http://schemas.microsoft.com/office/word/2010/wordml" xmlns:w15="http://schemas.microsoft.com/office/word/2012/wordml" xmlns:w16cei="http://schemas.microsoft.com/office/word/2026/wordml/cei" xmlns:w16cex="http://schemas.microsoft.com/office/word/2018/wordml/cex" xmlns:w16cid="http://schemas.microsoft.com/office/word/2016/wordml/cid" xmlns:w16="http://schemas.microsoft.com/office/word/2018/wordml" xmlns:w16du="http://schemas.microsoft.com/office/word/2023/wordml/word16du" xmlns:w16sdtdh="http://schemas.microsoft.com/office/word/2020/wordml/sdtdatahash" xmlns:w16sdtfl="http://schemas.microsoft.com/office/word/2024/wordml/sdtformatlock" xmlns:w16se="http://schemas.microsoft.com/office/word/2015/wordml/symex" xmlns:wpg="http://schemas.microsoft.com/office/word/2010/wordprocessingGroup" xmlns:wpi="http://schemas.microsoft.com/office/word/2010/wordprocessingInk" xmlns:wne="http://schemas.microsoft.com/office/word/2006/wordml" xmlns:wps="http://schemas.microsoft.com/office/word/2010/wordprocessingShape" mc:Ignorable="w14 w15 w16se w16cid w16 w16cex w16sdtdh w16sdtfl w16du wp14">
   <w:body>
     <w:p>
       <w:pPr>
@@ -12,14 +12,32 @@
     </w:p>
     <w:p>
       <w:r>
-        <w:t>Einleitung (Motivation, Forschungsfrage, Aufbau der Arbeit)</w:t>
+        <w:t>Einleitung (Motivation</w:t>
+      </w:r>
+      <w:r>
+        <w:t xml:space="preserve"> (politische Sicht)</w:t>
+      </w:r>
+      <w:r>
+        <w:t>, Forschungs</w:t>
+      </w:r>
+      <w:r>
+        <w:t>leitfragen(welche Methoden zur Analyse des Themas möglich, welche einflüsse auf wählerwanderung)</w:t>
+      </w:r>
+      <w:r>
+        <w:t>, Aufbau der Arbeit)</w:t>
       </w:r>
       <w:r>
         <w:br/>
       </w:r>
       <w:r>
         <w:br/>
-        <w:t>Theoretische und methodische Grundlagen (Wählerwanderung nicht direkt beobachtbar, Ökologische Inferenz, Homogenitätsannahme)</w:t>
+        <w:t>Theoretische und methodische Grundlagen (Wählerwanderung nicht direkt beobachtbar, Ökologische Inferenz, Homogenitätsannahme</w:t>
+      </w:r>
+      <w:r>
+        <w:t>. Damit klar was ist ziel, welche daten benötigt in welcher form</w:t>
+      </w:r>
+      <w:r>
+        <w:t>)</w:t>
       </w:r>
     </w:p>
     <w:p/>
@@ -56,17 +74,32 @@
       <w:r>
         <w:t>Aufbereitung und Wahl der Strukturmerkmale</w:t>
       </w:r>
+      <w:r>
+        <w:t xml:space="preserve"> (siehe Strukturvariablenverzeichnis für Gründe der Wahl, Aufbereitungsschritte, Deskriptives der Strukturmerkmale)</w:t>
+      </w:r>
     </w:p>
     <w:p/>
     <w:p>
       <w:r>
-        <w:t>Regressionsmodell (Modellannahmen bis zu welchem Grad?)</w:t>
+        <w:t>Regressionsmodell (</w:t>
+      </w:r>
+      <w:r>
+        <w:t xml:space="preserve">Erklärung des Modells, </w:t>
+      </w:r>
+      <w:r>
+        <w:t>Modellannahmen</w:t>
+      </w:r>
+      <w:r>
+        <w:t>zusammenfassung der Prüfung)</w:t>
       </w:r>
     </w:p>
     <w:p/>
     <w:p>
       <w:r>
         <w:t>Unsicherheitsquantifizierung durch Bootstrap</w:t>
+      </w:r>
+      <w:r>
+        <w:t xml:space="preserve"> </w:t>
       </w:r>
     </w:p>
     <w:p/>
@@ -106,10 +139,12 @@
         <w:br/>
       </w:r>
       <w:r>
-        <w:rPr>
-          <w:lang w:val="en-US"/>
-        </w:rPr>
+        <w:lastRenderedPageBreak/>
         <w:t>Nslphom Validierung (EI, Beta-Recovery, ..)</w:t>
+      </w:r>
+      <w:r>
+        <w:br/>
+        <w:t>Modellannahmen Regression Prüfung</w:t>
       </w:r>
     </w:p>
     <w:sectPr>
